--- a/4/tp/lab_indo.docx
+++ b/4/tp/lab_indo.docx
@@ -8,93 +8,10 @@
         <w:autoSpaceDE w:val="0"/>
         <w:autoSpaceDN w:val="0"/>
         <w:adjustRightInd w:val="0"/>
-        <w:ind w:left="-284"/>
-        <w:jc w:val="center"/>
-        <w:rPr>
-          <w:bCs/>
-        </w:rPr>
-      </w:pPr>
-      <w:bookmarkStart w:id="0" w:name="OLE_LINK1"/>
-      <w:r>
-        <w:rPr>
-          <w:bCs/>
-        </w:rPr>
-        <w:t>МИНИСТЕРСТВО НАУКИ И ВЫСШЕГО ОБРАЗОВАНИЯ РОССИЙСКОЙ ФЕДЕРАЦИИ</w:t>
-      </w:r>
-    </w:p>
-    <w:p>
-      <w:pPr>
-        <w:widowControl w:val="0"/>
-        <w:autoSpaceDE w:val="0"/>
-        <w:autoSpaceDN w:val="0"/>
-        <w:adjustRightInd w:val="0"/>
-        <w:ind w:left="-426"/>
         <w:jc w:val="center"/>
       </w:pPr>
       <w:r>
-        <w:t>ф</w:t>
-      </w:r>
-      <w:r>
-        <w:t>едеральное государственное автономное образовательное учреждение</w:t>
-      </w:r>
-      <w:r>
-        <w:t xml:space="preserve"> </w:t>
-      </w:r>
-      <w:r>
-        <w:t>высшего образования</w:t>
-      </w:r>
-    </w:p>
-    <w:p>
-      <w:pPr>
-        <w:widowControl w:val="0"/>
-        <w:autoSpaceDE w:val="0"/>
-        <w:autoSpaceDN w:val="0"/>
-        <w:adjustRightInd w:val="0"/>
-        <w:ind w:left="-284"/>
-        <w:jc w:val="center"/>
-        <w:rPr>
-          <w:bCs/>
-          <w:sz w:val="20"/>
-          <w:szCs w:val="20"/>
-        </w:rPr>
-      </w:pPr>
-      <w:r>
-        <w:rPr>
-          <w:bCs/>
-        </w:rPr>
-        <w:t xml:space="preserve"> </w:t>
-      </w:r>
-      <w:r>
-        <w:rPr>
-          <w:bCs/>
-        </w:rPr>
-        <w:t>«</w:t>
-      </w:r>
-      <w:r>
-        <w:rPr>
-          <w:bCs/>
-          <w:sz w:val="20"/>
-          <w:szCs w:val="20"/>
-        </w:rPr>
-        <w:t xml:space="preserve">САНКТ-ПЕТЕРБУРГСКИЙ ГОСУДАРСТВЕННЫЙ УНИВЕРСИТЕТ </w:t>
-      </w:r>
-      <w:r>
-        <w:rPr>
-          <w:bCs/>
-          <w:sz w:val="20"/>
-          <w:szCs w:val="20"/>
-        </w:rPr>
-        <w:br/>
-        <w:t>АЭРОКОСМИЧЕСКОГО ПРИБОРОСТРОЕНИЯ</w:t>
-      </w:r>
-      <w:bookmarkEnd w:id="0"/>
-      <w:r>
-        <w:rPr>
-          <w:bCs/>
-          <w:sz w:val="20"/>
-          <w:szCs w:val="20"/>
-        </w:rPr>
-        <w:t>»</w:t>
+        <w:t>ГУАП</w:t>
       </w:r>
     </w:p>
     <w:p>
@@ -105,22 +22,45 @@
         <w:adjustRightInd w:val="0"/>
         <w:spacing w:before="480"/>
         <w:jc w:val="center"/>
-        <w:rPr>
-          <w:sz w:val="20"/>
-          <w:szCs w:val="20"/>
-        </w:rPr>
       </w:pPr>
       <w:r>
-        <w:rPr>
-          <w:sz w:val="20"/>
-          <w:szCs w:val="20"/>
-        </w:rPr>
-        <w:t>ИНСТИТУТ НЕПРЕРЫВНОГО И ДИСТАНЦИОННОГО ОБРАЗОВАНИЯ</w:t>
+        <w:t xml:space="preserve">КАФЕДРА № </w:t>
+      </w:r>
+      <w:r>
+        <w:t>44</w:t>
+      </w:r>
+    </w:p>
+    <w:p>
+      <w:pPr>
+        <w:widowControl w:val="0"/>
+        <w:autoSpaceDE w:val="0"/>
+        <w:autoSpaceDN w:val="0"/>
+        <w:adjustRightInd w:val="0"/>
+        <w:spacing w:before="1200"/>
+      </w:pPr>
+      <w:r>
+        <w:t xml:space="preserve">ОТЧЕТ </w:t>
+      </w:r>
+      <w:r>
+        <w:br/>
+        <w:t>ЗАЩИЩЕН С ОЦЕНКОЙ</w:t>
+      </w:r>
+    </w:p>
+    <w:p>
+      <w:pPr>
+        <w:widowControl w:val="0"/>
+        <w:autoSpaceDE w:val="0"/>
+        <w:autoSpaceDN w:val="0"/>
+        <w:adjustRightInd w:val="0"/>
+        <w:spacing w:before="120" w:line="360" w:lineRule="auto"/>
+      </w:pPr>
+      <w:r>
+        <w:t>ПРЕПОДАВАТЕЛЬ</w:t>
       </w:r>
     </w:p>
     <w:tbl>
       <w:tblPr>
-        <w:tblW w:w="9644" w:type="dxa"/>
+        <w:tblW w:w="9639" w:type="dxa"/>
         <w:tblInd w:w="108" w:type="dxa"/>
         <w:tblBorders>
           <w:top w:val="single" w:sz="4" w:space="0" w:color="auto"/>
@@ -133,19 +73,19 @@
         <w:tblLook w:val="0000" w:firstRow="0" w:lastRow="0" w:firstColumn="0" w:lastColumn="0" w:noHBand="0" w:noVBand="0"/>
       </w:tblPr>
       <w:tblGrid>
-        <w:gridCol w:w="9644"/>
+        <w:gridCol w:w="3243"/>
+        <w:gridCol w:w="284"/>
+        <w:gridCol w:w="2821"/>
+        <w:gridCol w:w="277"/>
+        <w:gridCol w:w="3014"/>
       </w:tblGrid>
       <w:tr>
-        <w:trPr>
-          <w:trHeight w:hRule="exact" w:val="1247"/>
-        </w:trPr>
-        <w:tc>
-          <w:tcPr>
-            <w:tcW w:w="9644" w:type="dxa"/>
-            <w:tcBorders>
-              <w:top w:val="nil"/>
-              <w:left w:val="nil"/>
-              <w:bottom w:val="nil"/>
+        <w:tc>
+          <w:tcPr>
+            <w:tcW w:w="3243" w:type="dxa"/>
+            <w:tcBorders>
+              <w:top w:val="nil"/>
+              <w:left w:val="nil"/>
               <w:right w:val="nil"/>
             </w:tcBorders>
             <w:vAlign w:val="center"/>
@@ -156,102 +96,77 @@
               <w:autoSpaceDE w:val="0"/>
               <w:autoSpaceDN w:val="0"/>
               <w:adjustRightInd w:val="0"/>
-              <w:spacing w:before="140"/>
               <w:jc w:val="center"/>
             </w:pPr>
-            <w:r>
-              <w:rPr>
-                <w:sz w:val="20"/>
-                <w:szCs w:val="20"/>
-              </w:rPr>
-              <w:t>КАФЕДРА</w:t>
-            </w:r>
-            <w:r>
-              <w:t xml:space="preserve"> </w:t>
-            </w:r>
+            <w:proofErr w:type="spellStart"/>
             <w:r>
               <w:rPr>
                 <w:lang w:val="en-US"/>
               </w:rPr>
-              <w:t>№3</w:t>
-            </w:r>
-          </w:p>
-          <w:p>
-            <w:pPr>
-              <w:widowControl w:val="0"/>
-              <w:autoSpaceDE w:val="0"/>
-              <w:autoSpaceDN w:val="0"/>
-              <w:adjustRightInd w:val="0"/>
-              <w:spacing w:before="140"/>
+              <w:t>канд</w:t>
+            </w:r>
+            <w:proofErr w:type="spellEnd"/>
+            <w:r>
+              <w:rPr>
+                <w:lang w:val="en-US"/>
+              </w:rPr>
+              <w:t xml:space="preserve">. </w:t>
+            </w:r>
+            <w:proofErr w:type="spellStart"/>
+            <w:r>
+              <w:rPr>
+                <w:lang w:val="en-US"/>
+              </w:rPr>
+              <w:t>техн</w:t>
+            </w:r>
+            <w:proofErr w:type="spellEnd"/>
+            <w:r>
+              <w:rPr>
+                <w:lang w:val="en-US"/>
+              </w:rPr>
+              <w:t xml:space="preserve">. </w:t>
+            </w:r>
+            <w:proofErr w:type="spellStart"/>
+            <w:r>
+              <w:rPr>
+                <w:lang w:val="en-US"/>
+              </w:rPr>
+              <w:t>наук</w:t>
+            </w:r>
+            <w:proofErr w:type="spellEnd"/>
+            <w:r>
+              <w:rPr>
+                <w:lang w:val="en-US"/>
+              </w:rPr>
+              <w:t>,</w:t>
+            </w:r>
+          </w:p>
+        </w:tc>
+        <w:tc>
+          <w:tcPr>
+            <w:tcW w:w="284" w:type="dxa"/>
+            <w:tcBorders>
+              <w:top w:val="nil"/>
+              <w:left w:val="nil"/>
+              <w:bottom w:val="nil"/>
+              <w:right w:val="nil"/>
+            </w:tcBorders>
+            <w:vAlign w:val="center"/>
+          </w:tcPr>
+          <w:p>
+            <w:pPr>
+              <w:widowControl w:val="0"/>
+              <w:autoSpaceDE w:val="0"/>
+              <w:autoSpaceDN w:val="0"/>
+              <w:adjustRightInd w:val="0"/>
+              <w:spacing w:before="120"/>
               <w:jc w:val="center"/>
             </w:pPr>
           </w:p>
         </w:tc>
-      </w:tr>
-    </w:tbl>
-    <w:p>
-      <w:pPr>
-        <w:widowControl w:val="0"/>
-        <w:autoSpaceDE w:val="0"/>
-        <w:autoSpaceDN w:val="0"/>
-        <w:adjustRightInd w:val="0"/>
-      </w:pPr>
-      <w:r>
-        <w:t>ОЦЕНКА</w:t>
-      </w:r>
-      <w:r>
-        <w:tab/>
-      </w:r>
-      <w:r>
-        <w:tab/>
-      </w:r>
-      <w:r>
-        <w:tab/>
-      </w:r>
-      <w:r>
-        <w:tab/>
-      </w:r>
-      <w:r>
-        <w:tab/>
-      </w:r>
-    </w:p>
-    <w:p>
-      <w:pPr>
-        <w:widowControl w:val="0"/>
-        <w:autoSpaceDE w:val="0"/>
-        <w:autoSpaceDN w:val="0"/>
-        <w:adjustRightInd w:val="0"/>
-        <w:spacing w:before="200" w:line="360" w:lineRule="auto"/>
-      </w:pPr>
-      <w:r>
-        <w:t>ПРЕПОДАВАТЕЛЬ</w:t>
-      </w:r>
-    </w:p>
-    <w:tbl>
-      <w:tblPr>
-        <w:tblW w:w="9644" w:type="dxa"/>
-        <w:tblInd w:w="108" w:type="dxa"/>
-        <w:tblBorders>
-          <w:top w:val="single" w:sz="4" w:space="0" w:color="auto"/>
-          <w:left w:val="single" w:sz="4" w:space="0" w:color="auto"/>
-          <w:bottom w:val="single" w:sz="4" w:space="0" w:color="auto"/>
-          <w:right w:val="single" w:sz="4" w:space="0" w:color="auto"/>
-          <w:insideH w:val="single" w:sz="4" w:space="0" w:color="auto"/>
-          <w:insideV w:val="single" w:sz="4" w:space="0" w:color="auto"/>
-        </w:tblBorders>
-        <w:tblLook w:val="0000" w:firstRow="0" w:lastRow="0" w:firstColumn="0" w:lastColumn="0" w:noHBand="0" w:noVBand="0"/>
-      </w:tblPr>
-      <w:tblGrid>
-        <w:gridCol w:w="3261"/>
-        <w:gridCol w:w="283"/>
-        <w:gridCol w:w="2833"/>
-        <w:gridCol w:w="236"/>
-        <w:gridCol w:w="3031"/>
-      </w:tblGrid>
-      <w:tr>
-        <w:tc>
-          <w:tcPr>
-            <w:tcW w:w="3261" w:type="dxa"/>
+        <w:tc>
+          <w:tcPr>
+            <w:tcW w:w="2821" w:type="dxa"/>
             <w:tcBorders>
               <w:top w:val="nil"/>
               <w:left w:val="nil"/>
@@ -265,17 +180,14 @@
               <w:autoSpaceDE w:val="0"/>
               <w:autoSpaceDN w:val="0"/>
               <w:adjustRightInd w:val="0"/>
-              <w:spacing w:before="140"/>
+              <w:spacing w:before="120"/>
               <w:jc w:val="center"/>
             </w:pPr>
-            <w:r>
-              <w:t>старший преподаватель</w:t>
-            </w:r>
-          </w:p>
-        </w:tc>
-        <w:tc>
-          <w:tcPr>
-            <w:tcW w:w="283" w:type="dxa"/>
+          </w:p>
+        </w:tc>
+        <w:tc>
+          <w:tcPr>
+            <w:tcW w:w="277" w:type="dxa"/>
             <w:tcBorders>
               <w:top w:val="nil"/>
               <w:left w:val="nil"/>
@@ -290,14 +202,14 @@
               <w:autoSpaceDE w:val="0"/>
               <w:autoSpaceDN w:val="0"/>
               <w:adjustRightInd w:val="0"/>
-              <w:spacing w:before="140"/>
+              <w:spacing w:before="120"/>
               <w:jc w:val="center"/>
             </w:pPr>
           </w:p>
         </w:tc>
         <w:tc>
           <w:tcPr>
-            <w:tcW w:w="2833" w:type="dxa"/>
+            <w:tcW w:w="3014" w:type="dxa"/>
             <w:tcBorders>
               <w:top w:val="nil"/>
               <w:left w:val="nil"/>
@@ -311,50 +223,7 @@
               <w:autoSpaceDE w:val="0"/>
               <w:autoSpaceDN w:val="0"/>
               <w:adjustRightInd w:val="0"/>
-              <w:spacing w:before="140"/>
-              <w:jc w:val="center"/>
-            </w:pPr>
-          </w:p>
-        </w:tc>
-        <w:tc>
-          <w:tcPr>
-            <w:tcW w:w="236" w:type="dxa"/>
-            <w:tcBorders>
-              <w:top w:val="nil"/>
-              <w:left w:val="nil"/>
-              <w:bottom w:val="nil"/>
-              <w:right w:val="nil"/>
-            </w:tcBorders>
-            <w:vAlign w:val="center"/>
-          </w:tcPr>
-          <w:p>
-            <w:pPr>
-              <w:widowControl w:val="0"/>
-              <w:autoSpaceDE w:val="0"/>
-              <w:autoSpaceDN w:val="0"/>
-              <w:adjustRightInd w:val="0"/>
-              <w:spacing w:before="140"/>
-              <w:jc w:val="center"/>
-            </w:pPr>
-          </w:p>
-        </w:tc>
-        <w:tc>
-          <w:tcPr>
-            <w:tcW w:w="3026" w:type="dxa"/>
-            <w:tcBorders>
-              <w:top w:val="nil"/>
-              <w:left w:val="nil"/>
-              <w:right w:val="nil"/>
-            </w:tcBorders>
-            <w:vAlign w:val="center"/>
-          </w:tcPr>
-          <w:p>
-            <w:pPr>
-              <w:widowControl w:val="0"/>
-              <w:autoSpaceDE w:val="0"/>
-              <w:autoSpaceDN w:val="0"/>
-              <w:adjustRightInd w:val="0"/>
-              <w:spacing w:before="140"/>
+              <w:spacing w:before="120"/>
               <w:jc w:val="center"/>
             </w:pPr>
             <w:r>
@@ -382,7 +251,7 @@
         </w:tblPrEx>
         <w:tc>
           <w:tcPr>
-            <w:tcW w:w="3261" w:type="dxa"/>
+            <w:tcW w:w="3243" w:type="dxa"/>
             <w:tcBorders>
               <w:top w:val="nil"/>
               <w:left w:val="nil"/>
@@ -415,7 +284,7 @@
         </w:tc>
         <w:tc>
           <w:tcPr>
-            <w:tcW w:w="283" w:type="dxa"/>
+            <w:tcW w:w="284" w:type="dxa"/>
             <w:tcBorders>
               <w:top w:val="nil"/>
               <w:left w:val="nil"/>
@@ -431,16 +300,12 @@
               <w:autoSpaceDN w:val="0"/>
               <w:adjustRightInd w:val="0"/>
               <w:spacing w:line="180" w:lineRule="exact"/>
-              <w:rPr>
-                <w:sz w:val="22"/>
-                <w:szCs w:val="22"/>
-              </w:rPr>
-            </w:pPr>
-          </w:p>
-        </w:tc>
-        <w:tc>
-          <w:tcPr>
-            <w:tcW w:w="2833" w:type="dxa"/>
+            </w:pPr>
+          </w:p>
+        </w:tc>
+        <w:tc>
+          <w:tcPr>
+            <w:tcW w:w="2821" w:type="dxa"/>
             <w:tcBorders>
               <w:top w:val="nil"/>
               <w:left w:val="nil"/>
@@ -473,7 +338,7 @@
         </w:tc>
         <w:tc>
           <w:tcPr>
-            <w:tcW w:w="236" w:type="dxa"/>
+            <w:tcW w:w="277" w:type="dxa"/>
             <w:tcBorders>
               <w:top w:val="nil"/>
               <w:left w:val="nil"/>
@@ -489,16 +354,12 @@
               <w:autoSpaceDN w:val="0"/>
               <w:adjustRightInd w:val="0"/>
               <w:spacing w:line="180" w:lineRule="exact"/>
-              <w:rPr>
-                <w:sz w:val="22"/>
-                <w:szCs w:val="22"/>
-              </w:rPr>
-            </w:pPr>
-          </w:p>
-        </w:tc>
-        <w:tc>
-          <w:tcPr>
-            <w:tcW w:w="3031" w:type="dxa"/>
+            </w:pPr>
+          </w:p>
+        </w:tc>
+        <w:tc>
+          <w:tcPr>
+            <w:tcW w:w="3014" w:type="dxa"/>
             <w:tcBorders>
               <w:top w:val="nil"/>
               <w:left w:val="nil"/>
@@ -549,124 +410,152 @@
       <w:tr>
         <w:tc>
           <w:tcPr>
-            <w:tcW w:w="9639" w:type="dxa"/>
-            <w:tcBorders>
-              <w:top w:val="nil"/>
-              <w:left w:val="nil"/>
-              <w:bottom w:val="nil"/>
-              <w:right w:val="nil"/>
-            </w:tcBorders>
-            <w:vAlign w:val="center"/>
+            <w:tcW w:w="9465" w:type="dxa"/>
+            <w:tcBorders>
+              <w:top w:val="nil"/>
+              <w:left w:val="nil"/>
+              <w:bottom w:val="nil"/>
+              <w:right w:val="nil"/>
+            </w:tcBorders>
           </w:tcPr>
           <w:p>
             <w:pPr>
               <w:pStyle w:val="a5"/>
-              <w:spacing w:before="300"/>
+              <w:spacing w:before="960"/>
               <w:rPr>
                 <w:lang w:val="en-US"/>
               </w:rPr>
             </w:pPr>
+            <w:r>
+              <w:t>ОТЧЕТ О ЛАБОРАТОРНОЙ РАБОТЕ</w:t>
+            </w:r>
+            <w:r>
+              <w:t xml:space="preserve"> </w:t>
+            </w:r>
+            <w:r>
+              <w:t>№</w:t>
+            </w:r>
+            <w:r>
+              <w:rPr>
+                <w:lang w:val="en-US"/>
+              </w:rPr>
+              <w:t>2</w:t>
+            </w:r>
           </w:p>
         </w:tc>
       </w:tr>
       <w:tr>
-        <w:trPr>
-          <w:trHeight w:val="3336"/>
-        </w:trPr>
-        <w:tc>
-          <w:tcPr>
-            <w:tcW w:w="9639" w:type="dxa"/>
-            <w:tcBorders>
-              <w:top w:val="nil"/>
-              <w:left w:val="nil"/>
-              <w:bottom w:val="nil"/>
-              <w:right w:val="nil"/>
-            </w:tcBorders>
-            <w:vAlign w:val="center"/>
-          </w:tcPr>
-          <w:p>
-            <w:pPr>
-              <w:jc w:val="center"/>
+        <w:tc>
+          <w:tcPr>
+            <w:tcW w:w="9465" w:type="dxa"/>
+            <w:tcBorders>
+              <w:top w:val="nil"/>
+              <w:left w:val="nil"/>
+              <w:bottom w:val="nil"/>
+              <w:right w:val="nil"/>
+            </w:tcBorders>
+          </w:tcPr>
+          <w:p>
+            <w:pPr>
+              <w:pStyle w:val="1"/>
+              <w:spacing w:before="720" w:after="720"/>
+              <w:rPr>
+                <w:b w:val="0"/>
+                <w:szCs w:val="32"/>
+              </w:rPr>
+            </w:pPr>
+            <w:r>
+              <w:rPr>
+                <w:b w:val="0"/>
+                <w:szCs w:val="32"/>
+              </w:rPr>
+              <w:t>Объектно-ориентированное проектирование программного обеспечения. Разработка диаграммы последовательности</w:t>
+            </w:r>
+          </w:p>
+        </w:tc>
+      </w:tr>
+      <w:tr>
+        <w:tc>
+          <w:tcPr>
+            <w:tcW w:w="9465" w:type="dxa"/>
+            <w:tcBorders>
+              <w:top w:val="nil"/>
+              <w:left w:val="nil"/>
+              <w:bottom w:val="nil"/>
+              <w:right w:val="nil"/>
+            </w:tcBorders>
+          </w:tcPr>
+          <w:p>
+            <w:pPr>
+              <w:pStyle w:val="3"/>
+              <w:spacing w:before="120"/>
+              <w:rPr>
+                <w:sz w:val="24"/>
+                <w:szCs w:val="24"/>
+              </w:rPr>
+            </w:pPr>
+            <w:r>
+              <w:rPr>
+                <w:sz w:val="24"/>
+                <w:szCs w:val="24"/>
+                <w:lang w:val="ru-RU"/>
+              </w:rPr>
+              <w:t xml:space="preserve">по курсу: </w:t>
+            </w:r>
+            <w:r>
+              <w:rPr>
+                <w:sz w:val="24"/>
+                <w:szCs w:val="24"/>
+                <w:lang w:val="ru-RU"/>
+              </w:rPr>
+              <w:t>Теория автоматов</w:t>
+            </w:r>
+          </w:p>
+        </w:tc>
+      </w:tr>
+      <w:tr>
+        <w:tc>
+          <w:tcPr>
+            <w:tcW w:w="9465" w:type="dxa"/>
+            <w:tcBorders>
+              <w:top w:val="nil"/>
+              <w:left w:val="nil"/>
+              <w:bottom w:val="nil"/>
+              <w:right w:val="nil"/>
+            </w:tcBorders>
+          </w:tcPr>
+          <w:p>
+            <w:pPr>
+              <w:pStyle w:val="3"/>
+              <w:spacing w:before="240"/>
               <w:rPr>
                 <w:sz w:val="28"/>
                 <w:szCs w:val="28"/>
-                <w:lang w:val="en-US"/>
-              </w:rPr>
-            </w:pPr>
-            <w:r>
-              <w:rPr>
-                <w:sz w:val="28"/>
-                <w:szCs w:val="28"/>
-              </w:rPr>
-              <w:t>ОТЧЕТ О ЛАБОРАТОРНОЙ РАБОТЕ №</w:t>
-            </w:r>
-            <w:r>
-              <w:rPr>
-                <w:sz w:val="28"/>
-                <w:szCs w:val="28"/>
-              </w:rPr>
-              <w:t>1</w:t>
-            </w:r>
-            <w:r>
-              <w:rPr>
-                <w:sz w:val="28"/>
-                <w:szCs w:val="28"/>
-                <w:lang w:val="en-US"/>
-              </w:rPr>
-              <w:br/>
-            </w:r>
-          </w:p>
-          <w:p>
-            <w:pPr>
-              <w:jc w:val="center"/>
-            </w:pPr>
-            <w:r>
-              <w:t>«</w:t>
-            </w:r>
-            <w:r>
-              <w:rPr>
-                <w:szCs w:val="28"/>
-              </w:rPr>
-              <w:t>Разработка диаграммы вариантов использования</w:t>
-            </w:r>
-            <w:r>
-              <w:rPr>
-                <w:szCs w:val="28"/>
-              </w:rPr>
-              <w:t>»</w:t>
-            </w:r>
+                <w:lang w:val="ru-RU"/>
+              </w:rPr>
+            </w:pPr>
           </w:p>
         </w:tc>
       </w:tr>
       <w:tr>
-        <w:trPr>
-          <w:trHeight w:val="1134"/>
-        </w:trPr>
-        <w:tc>
-          <w:tcPr>
-            <w:tcW w:w="9639" w:type="dxa"/>
-            <w:tcBorders>
-              <w:top w:val="nil"/>
-              <w:left w:val="nil"/>
-              <w:bottom w:val="nil"/>
-              <w:right w:val="nil"/>
-            </w:tcBorders>
-          </w:tcPr>
-          <w:p>
-            <w:pPr>
-              <w:widowControl w:val="0"/>
-              <w:autoSpaceDE w:val="0"/>
-              <w:autoSpaceDN w:val="0"/>
-              <w:adjustRightInd w:val="0"/>
-              <w:spacing w:before="100" w:beforeAutospacing="1"/>
+        <w:tc>
+          <w:tcPr>
+            <w:tcW w:w="9465" w:type="dxa"/>
+            <w:tcBorders>
+              <w:top w:val="nil"/>
+              <w:left w:val="nil"/>
+              <w:bottom w:val="nil"/>
+              <w:right w:val="nil"/>
+            </w:tcBorders>
+          </w:tcPr>
+          <w:p>
+            <w:pPr>
+              <w:widowControl w:val="0"/>
+              <w:autoSpaceDE w:val="0"/>
+              <w:autoSpaceDN w:val="0"/>
+              <w:adjustRightInd w:val="0"/>
               <w:jc w:val="center"/>
             </w:pPr>
-            <w:r>
-              <w:t xml:space="preserve">по дисциплине: </w:t>
-            </w:r>
-            <w:r>
-              <w:t>Технология программирования</w:t>
-            </w:r>
           </w:p>
         </w:tc>
       </w:tr>
@@ -677,7 +566,10 @@
         <w:autoSpaceDE w:val="0"/>
         <w:autoSpaceDN w:val="0"/>
         <w:adjustRightInd w:val="0"/>
-        <w:spacing w:before="400" w:line="360" w:lineRule="auto"/>
+        <w:spacing w:before="1680" w:line="360" w:lineRule="auto"/>
+        <w:rPr>
+          <w:lang w:val="en-US"/>
+        </w:rPr>
       </w:pPr>
       <w:r>
         <w:t>РАБОТУ ВЫПОЛНИЛ</w:t>
@@ -690,20 +582,71 @@
         <w:tblLook w:val="0000" w:firstRow="0" w:lastRow="0" w:firstColumn="0" w:lastColumn="0" w:noHBand="0" w:noVBand="0"/>
       </w:tblPr>
       <w:tblGrid>
-        <w:gridCol w:w="2340"/>
-        <w:gridCol w:w="1559"/>
+        <w:gridCol w:w="2167"/>
+        <w:gridCol w:w="1732"/>
         <w:gridCol w:w="236"/>
         <w:gridCol w:w="2639"/>
         <w:gridCol w:w="236"/>
         <w:gridCol w:w="2629"/>
       </w:tblGrid>
       <w:tr>
-        <w:trPr>
-          <w:trHeight w:val="340"/>
-        </w:trPr>
-        <w:tc>
-          <w:tcPr>
-            <w:tcW w:w="2340" w:type="dxa"/>
+        <w:tc>
+          <w:tcPr>
+            <w:tcW w:w="2167" w:type="dxa"/>
+            <w:tcBorders>
+              <w:top w:val="nil"/>
+              <w:left w:val="nil"/>
+              <w:bottom w:val="nil"/>
+              <w:right w:val="nil"/>
+            </w:tcBorders>
+            <w:vAlign w:val="bottom"/>
+          </w:tcPr>
+          <w:p>
+            <w:pPr>
+              <w:widowControl w:val="0"/>
+              <w:autoSpaceDE w:val="0"/>
+              <w:autoSpaceDN w:val="0"/>
+              <w:adjustRightInd w:val="0"/>
+              <w:ind w:left="-108"/>
+            </w:pPr>
+            <w:r>
+              <w:t>СТУДЕНТ гр</w:t>
+            </w:r>
+            <w:r>
+              <w:t>. №</w:t>
+            </w:r>
+          </w:p>
+        </w:tc>
+        <w:tc>
+          <w:tcPr>
+            <w:tcW w:w="1732" w:type="dxa"/>
+            <w:tcBorders>
+              <w:top w:val="nil"/>
+              <w:left w:val="nil"/>
+              <w:bottom w:val="single" w:sz="4" w:space="0" w:color="auto"/>
+              <w:right w:val="nil"/>
+            </w:tcBorders>
+          </w:tcPr>
+          <w:p>
+            <w:pPr>
+              <w:widowControl w:val="0"/>
+              <w:autoSpaceDE w:val="0"/>
+              <w:autoSpaceDN w:val="0"/>
+              <w:adjustRightInd w:val="0"/>
+              <w:spacing w:before="120"/>
+              <w:jc w:val="center"/>
+              <w:rPr>
+                <w:lang w:val="en-US"/>
+              </w:rPr>
+            </w:pPr>
+            <w:r>
+              <w:t>4341В</w:t>
+            </w:r>
+          </w:p>
+        </w:tc>
+        <w:tc>
+          <w:tcPr>
+            <w:tcW w:w="236" w:type="dxa"/>
             <w:tcBorders>
               <w:top w:val="nil"/>
               <w:left w:val="nil"/>
@@ -718,51 +661,31 @@
               <w:autoSpaceDE w:val="0"/>
               <w:autoSpaceDN w:val="0"/>
               <w:adjustRightInd w:val="0"/>
-              <w:spacing w:before="140"/>
-              <w:ind w:left="-108"/>
-            </w:pPr>
-            <w:r>
-              <w:t xml:space="preserve">СТУДЕНТ </w:t>
-            </w:r>
-            <w:r>
-              <w:t>гр</w:t>
-            </w:r>
-            <w:r>
-              <w:t>.</w:t>
-            </w:r>
-            <w:r>
-              <w:t xml:space="preserve"> №</w:t>
-            </w:r>
-          </w:p>
-        </w:tc>
-        <w:tc>
-          <w:tcPr>
-            <w:tcW w:w="1559" w:type="dxa"/>
+              <w:spacing w:before="120"/>
+              <w:jc w:val="center"/>
+            </w:pPr>
+          </w:p>
+        </w:tc>
+        <w:tc>
+          <w:tcPr>
+            <w:tcW w:w="2639" w:type="dxa"/>
             <w:tcBorders>
               <w:top w:val="nil"/>
               <w:left w:val="nil"/>
               <w:bottom w:val="single" w:sz="4" w:space="0" w:color="auto"/>
               <w:right w:val="nil"/>
             </w:tcBorders>
-          </w:tcPr>
-          <w:p>
-            <w:pPr>
-              <w:widowControl w:val="0"/>
-              <w:autoSpaceDE w:val="0"/>
-              <w:autoSpaceDN w:val="0"/>
-              <w:adjustRightInd w:val="0"/>
-              <w:spacing w:before="140"/>
+            <w:vAlign w:val="center"/>
+          </w:tcPr>
+          <w:p>
+            <w:pPr>
+              <w:widowControl w:val="0"/>
+              <w:autoSpaceDE w:val="0"/>
+              <w:autoSpaceDN w:val="0"/>
+              <w:adjustRightInd w:val="0"/>
+              <w:spacing w:before="120"/>
               <w:jc w:val="center"/>
-              <w:rPr>
-                <w:lang w:val="en-US"/>
-              </w:rPr>
-            </w:pPr>
-            <w:r>
-              <w:rPr>
-                <w:lang w:val="en-US"/>
-              </w:rPr>
-              <w:t>4341B</w:t>
-            </w:r>
+            </w:pPr>
           </w:p>
         </w:tc>
         <w:tc>
@@ -782,14 +705,14 @@
               <w:autoSpaceDE w:val="0"/>
               <w:autoSpaceDN w:val="0"/>
               <w:adjustRightInd w:val="0"/>
-              <w:spacing w:before="140"/>
+              <w:spacing w:before="120"/>
               <w:jc w:val="center"/>
             </w:pPr>
           </w:p>
         </w:tc>
         <w:tc>
           <w:tcPr>
-            <w:tcW w:w="2639" w:type="dxa"/>
+            <w:tcW w:w="2629" w:type="dxa"/>
             <w:tcBorders>
               <w:top w:val="nil"/>
               <w:left w:val="nil"/>
@@ -804,51 +727,7 @@
               <w:autoSpaceDE w:val="0"/>
               <w:autoSpaceDN w:val="0"/>
               <w:adjustRightInd w:val="0"/>
-              <w:spacing w:before="140"/>
-              <w:jc w:val="center"/>
-            </w:pPr>
-          </w:p>
-        </w:tc>
-        <w:tc>
-          <w:tcPr>
-            <w:tcW w:w="236" w:type="dxa"/>
-            <w:tcBorders>
-              <w:top w:val="nil"/>
-              <w:left w:val="nil"/>
-              <w:bottom w:val="nil"/>
-              <w:right w:val="nil"/>
-            </w:tcBorders>
-            <w:vAlign w:val="center"/>
-          </w:tcPr>
-          <w:p>
-            <w:pPr>
-              <w:widowControl w:val="0"/>
-              <w:autoSpaceDE w:val="0"/>
-              <w:autoSpaceDN w:val="0"/>
-              <w:adjustRightInd w:val="0"/>
-              <w:spacing w:before="140"/>
-              <w:jc w:val="center"/>
-            </w:pPr>
-          </w:p>
-        </w:tc>
-        <w:tc>
-          <w:tcPr>
-            <w:tcW w:w="2629" w:type="dxa"/>
-            <w:tcBorders>
-              <w:top w:val="nil"/>
-              <w:left w:val="nil"/>
-              <w:bottom w:val="single" w:sz="4" w:space="0" w:color="auto"/>
-              <w:right w:val="nil"/>
-            </w:tcBorders>
-            <w:vAlign w:val="center"/>
-          </w:tcPr>
-          <w:p>
-            <w:pPr>
-              <w:widowControl w:val="0"/>
-              <w:autoSpaceDE w:val="0"/>
-              <w:autoSpaceDN w:val="0"/>
-              <w:adjustRightInd w:val="0"/>
-              <w:spacing w:before="140"/>
+              <w:spacing w:before="120"/>
               <w:jc w:val="center"/>
             </w:pPr>
             <w:r>
@@ -858,12 +737,9 @@
         </w:tc>
       </w:tr>
       <w:tr>
-        <w:trPr>
-          <w:trHeight w:val="167"/>
-        </w:trPr>
-        <w:tc>
-          <w:tcPr>
-            <w:tcW w:w="2340" w:type="dxa"/>
+        <w:tc>
+          <w:tcPr>
+            <w:tcW w:w="2167" w:type="dxa"/>
             <w:tcBorders>
               <w:top w:val="nil"/>
               <w:left w:val="nil"/>
@@ -889,12 +765,55 @@
         </w:tc>
         <w:tc>
           <w:tcPr>
-            <w:tcW w:w="1559" w:type="dxa"/>
+            <w:tcW w:w="1732" w:type="dxa"/>
             <w:tcBorders>
               <w:top w:val="single" w:sz="4" w:space="0" w:color="auto"/>
               <w:left w:val="nil"/>
-              <w:right w:val="nil"/>
-            </w:tcBorders>
+              <w:bottom w:val="nil"/>
+              <w:right w:val="nil"/>
+            </w:tcBorders>
+          </w:tcPr>
+          <w:p>
+            <w:pPr>
+              <w:widowControl w:val="0"/>
+              <w:autoSpaceDE w:val="0"/>
+              <w:autoSpaceDN w:val="0"/>
+              <w:adjustRightInd w:val="0"/>
+              <w:spacing w:line="180" w:lineRule="exact"/>
+            </w:pPr>
+          </w:p>
+        </w:tc>
+        <w:tc>
+          <w:tcPr>
+            <w:tcW w:w="236" w:type="dxa"/>
+            <w:tcBorders>
+              <w:top w:val="nil"/>
+              <w:left w:val="nil"/>
+              <w:bottom w:val="nil"/>
+              <w:right w:val="nil"/>
+            </w:tcBorders>
+            <w:vAlign w:val="center"/>
+          </w:tcPr>
+          <w:p>
+            <w:pPr>
+              <w:widowControl w:val="0"/>
+              <w:autoSpaceDE w:val="0"/>
+              <w:autoSpaceDN w:val="0"/>
+              <w:adjustRightInd w:val="0"/>
+              <w:spacing w:line="180" w:lineRule="exact"/>
+            </w:pPr>
+          </w:p>
+        </w:tc>
+        <w:tc>
+          <w:tcPr>
+            <w:tcW w:w="2639" w:type="dxa"/>
+            <w:tcBorders>
+              <w:top w:val="single" w:sz="4" w:space="0" w:color="auto"/>
+              <w:left w:val="nil"/>
+              <w:bottom w:val="nil"/>
+              <w:right w:val="nil"/>
+            </w:tcBorders>
+            <w:vAlign w:val="center"/>
           </w:tcPr>
           <w:p>
             <w:pPr>
@@ -905,23 +824,16 @@
               <w:spacing w:line="180" w:lineRule="exact"/>
               <w:jc w:val="center"/>
               <w:rPr>
-                <w:sz w:val="22"/>
-                <w:szCs w:val="22"/>
-              </w:rPr>
-            </w:pPr>
-            <w:r>
-              <w:rPr>
                 <w:sz w:val="20"/>
                 <w:szCs w:val="20"/>
               </w:rPr>
-              <w:t>номер</w:t>
-            </w:r>
+            </w:pPr>
             <w:r>
               <w:rPr>
                 <w:sz w:val="20"/>
                 <w:szCs w:val="20"/>
               </w:rPr>
-              <w:t xml:space="preserve"> группы</w:t>
+              <w:t>подпись, дата</w:t>
             </w:r>
           </w:p>
         </w:tc>
@@ -931,6 +843,7 @@
             <w:tcBorders>
               <w:top w:val="nil"/>
               <w:left w:val="nil"/>
+              <w:bottom w:val="nil"/>
               <w:right w:val="nil"/>
             </w:tcBorders>
             <w:vAlign w:val="center"/>
@@ -942,66 +855,6 @@
               <w:autoSpaceDN w:val="0"/>
               <w:adjustRightInd w:val="0"/>
               <w:spacing w:line="180" w:lineRule="exact"/>
-              <w:rPr>
-                <w:sz w:val="22"/>
-                <w:szCs w:val="22"/>
-              </w:rPr>
-            </w:pPr>
-          </w:p>
-        </w:tc>
-        <w:tc>
-          <w:tcPr>
-            <w:tcW w:w="2639" w:type="dxa"/>
-            <w:tcBorders>
-              <w:top w:val="single" w:sz="4" w:space="0" w:color="auto"/>
-              <w:left w:val="nil"/>
-              <w:right w:val="nil"/>
-            </w:tcBorders>
-            <w:vAlign w:val="center"/>
-          </w:tcPr>
-          <w:p>
-            <w:pPr>
-              <w:widowControl w:val="0"/>
-              <w:autoSpaceDE w:val="0"/>
-              <w:autoSpaceDN w:val="0"/>
-              <w:adjustRightInd w:val="0"/>
-              <w:spacing w:line="180" w:lineRule="exact"/>
-              <w:jc w:val="center"/>
-              <w:rPr>
-                <w:sz w:val="20"/>
-                <w:szCs w:val="20"/>
-              </w:rPr>
-            </w:pPr>
-            <w:r>
-              <w:rPr>
-                <w:sz w:val="20"/>
-                <w:szCs w:val="20"/>
-              </w:rPr>
-              <w:t>подпись, дата</w:t>
-            </w:r>
-          </w:p>
-        </w:tc>
-        <w:tc>
-          <w:tcPr>
-            <w:tcW w:w="236" w:type="dxa"/>
-            <w:tcBorders>
-              <w:top w:val="nil"/>
-              <w:left w:val="nil"/>
-              <w:right w:val="nil"/>
-            </w:tcBorders>
-            <w:vAlign w:val="center"/>
-          </w:tcPr>
-          <w:p>
-            <w:pPr>
-              <w:widowControl w:val="0"/>
-              <w:autoSpaceDE w:val="0"/>
-              <w:autoSpaceDN w:val="0"/>
-              <w:adjustRightInd w:val="0"/>
-              <w:spacing w:line="180" w:lineRule="exact"/>
-              <w:rPr>
-                <w:sz w:val="22"/>
-                <w:szCs w:val="22"/>
-              </w:rPr>
             </w:pPr>
           </w:p>
         </w:tc>
@@ -1011,6 +864,7 @@
             <w:tcBorders>
               <w:top w:val="nil"/>
               <w:left w:val="nil"/>
+              <w:bottom w:val="nil"/>
               <w:right w:val="nil"/>
             </w:tcBorders>
             <w:vAlign w:val="center"/>
@@ -1057,54 +911,7 @@
         <w:autoSpaceDE w:val="0"/>
         <w:autoSpaceDN w:val="0"/>
         <w:adjustRightInd w:val="0"/>
-        <w:rPr>
-          <w:sz w:val="20"/>
-          <w:szCs w:val="20"/>
-        </w:rPr>
-      </w:pPr>
-    </w:p>
-    <w:p>
-      <w:pPr>
-        <w:widowControl w:val="0"/>
-        <w:autoSpaceDE w:val="0"/>
-        <w:autoSpaceDN w:val="0"/>
-        <w:adjustRightInd w:val="0"/>
-        <w:rPr>
-          <w:sz w:val="20"/>
-          <w:szCs w:val="20"/>
-        </w:rPr>
-      </w:pPr>
-    </w:p>
-    <w:p>
-      <w:pPr>
-        <w:widowControl w:val="0"/>
-        <w:autoSpaceDE w:val="0"/>
-        <w:autoSpaceDN w:val="0"/>
-        <w:adjustRightInd w:val="0"/>
-        <w:spacing w:before="500"/>
-      </w:pPr>
-    </w:p>
-    <w:p>
-      <w:pPr>
-        <w:widowControl w:val="0"/>
-        <w:autoSpaceDE w:val="0"/>
-        <w:autoSpaceDN w:val="0"/>
-        <w:adjustRightInd w:val="0"/>
-        <w:spacing w:before="500"/>
-      </w:pPr>
-      <w:r>
-        <w:br/>
-      </w:r>
-      <w:r>
-        <w:br/>
-      </w:r>
-    </w:p>
-    <w:p>
-      <w:pPr>
-        <w:widowControl w:val="0"/>
-        <w:autoSpaceDE w:val="0"/>
-        <w:autoSpaceDN w:val="0"/>
-        <w:adjustRightInd w:val="0"/>
+        <w:spacing w:before="1800"/>
         <w:jc w:val="center"/>
         <w:rPr>
           <w:lang w:val="en-US"/>
@@ -1114,17 +921,27 @@
         <w:t>Санкт-Петербург</w:t>
       </w:r>
       <w:r>
+        <w:rPr>
+          <w:lang w:val="en-US"/>
+        </w:rPr>
         <w:t xml:space="preserve"> </w:t>
       </w:r>
       <w:r>
-        <w:t>2025</w:t>
+        <w:t>20</w:t>
+      </w:r>
+      <w:r>
+        <w:rPr>
+          <w:lang w:val="en-US"/>
+        </w:rPr>
+        <w:t>25</w:t>
       </w:r>
     </w:p>
     <w:sectPr>
-      <w:pgSz w:w="11906" w:h="16838"/>
-      <w:pgMar w:top="1134" w:right="850" w:bottom="1134" w:left="1701" w:header="708" w:footer="708" w:gutter="0"/>
-      <w:cols w:space="708"/>
-      <w:docGrid w:linePitch="360"/>
+      <w:type w:val="continuous"/>
+      <w:pgSz w:w="11909" w:h="16834"/>
+      <w:pgMar w:top="1134" w:right="567" w:bottom="1134" w:left="1701" w:header="720" w:footer="720" w:gutter="0"/>
+      <w:cols w:space="720"/>
+      <w:noEndnote/>
     </w:sectPr>
   </w:body>
 </w:document>
@@ -1136,22 +953,28 @@
     <w:rPrDefault>
       <w:rPr>
         <w:rFonts w:ascii="Times New Roman" w:eastAsia="Times New Roman" w:hAnsi="Times New Roman" w:cs="Times New Roman"/>
+        <w:sz w:val="22"/>
+        <w:szCs w:val="22"/>
         <w:lang w:val="ru-RU" w:eastAsia="ru-RU" w:bidi="ar-SA"/>
       </w:rPr>
     </w:rPrDefault>
-    <w:pPrDefault/>
+    <w:pPrDefault>
+      <w:pPr>
+        <w:spacing w:after="200" w:line="276" w:lineRule="auto"/>
+      </w:pPr>
+    </w:pPrDefault>
   </w:docDefaults>
-  <w:latentStyles w:defLockedState="0" w:defUIPriority="0" w:defSemiHidden="0" w:defUnhideWhenUsed="0" w:defQFormat="0" w:count="376">
-    <w:lsdException w:name="Normal" w:qFormat="1"/>
-    <w:lsdException w:name="heading 1" w:qFormat="1"/>
-    <w:lsdException w:name="heading 2" w:semiHidden="1" w:unhideWhenUsed="1" w:qFormat="1"/>
-    <w:lsdException w:name="heading 3" w:semiHidden="1" w:unhideWhenUsed="1" w:qFormat="1"/>
-    <w:lsdException w:name="heading 4" w:semiHidden="1" w:unhideWhenUsed="1" w:qFormat="1"/>
-    <w:lsdException w:name="heading 5" w:semiHidden="1" w:unhideWhenUsed="1" w:qFormat="1"/>
-    <w:lsdException w:name="heading 6" w:semiHidden="1" w:unhideWhenUsed="1" w:qFormat="1"/>
-    <w:lsdException w:name="heading 7" w:semiHidden="1" w:unhideWhenUsed="1" w:qFormat="1"/>
-    <w:lsdException w:name="heading 8" w:semiHidden="1" w:unhideWhenUsed="1" w:qFormat="1"/>
-    <w:lsdException w:name="heading 9" w:semiHidden="1" w:unhideWhenUsed="1" w:qFormat="1"/>
+  <w:latentStyles w:defLockedState="0" w:defUIPriority="99" w:defSemiHidden="0" w:defUnhideWhenUsed="0" w:defQFormat="0" w:count="376">
+    <w:lsdException w:name="Normal" w:locked="1" w:uiPriority="0" w:qFormat="1"/>
+    <w:lsdException w:name="heading 1" w:locked="1" w:uiPriority="0" w:qFormat="1"/>
+    <w:lsdException w:name="heading 2" w:locked="1" w:uiPriority="0" w:qFormat="1"/>
+    <w:lsdException w:name="heading 3" w:locked="1" w:uiPriority="0" w:qFormat="1"/>
+    <w:lsdException w:name="heading 4" w:locked="1" w:uiPriority="0" w:qFormat="1"/>
+    <w:lsdException w:name="heading 5" w:locked="1" w:semiHidden="1" w:uiPriority="0" w:unhideWhenUsed="1" w:qFormat="1"/>
+    <w:lsdException w:name="heading 6" w:locked="1" w:semiHidden="1" w:uiPriority="0" w:unhideWhenUsed="1" w:qFormat="1"/>
+    <w:lsdException w:name="heading 7" w:locked="1" w:semiHidden="1" w:uiPriority="0" w:unhideWhenUsed="1" w:qFormat="1"/>
+    <w:lsdException w:name="heading 8" w:locked="1" w:semiHidden="1" w:uiPriority="0" w:unhideWhenUsed="1" w:qFormat="1"/>
+    <w:lsdException w:name="heading 9" w:locked="1" w:semiHidden="1" w:uiPriority="0" w:unhideWhenUsed="1" w:qFormat="1"/>
     <w:lsdException w:name="index 1" w:semiHidden="1" w:unhideWhenUsed="1"/>
     <w:lsdException w:name="index 2" w:semiHidden="1" w:unhideWhenUsed="1"/>
     <w:lsdException w:name="index 3" w:semiHidden="1" w:unhideWhenUsed="1"/>
@@ -1161,22 +984,22 @@
     <w:lsdException w:name="index 7" w:semiHidden="1" w:unhideWhenUsed="1"/>
     <w:lsdException w:name="index 8" w:semiHidden="1" w:unhideWhenUsed="1"/>
     <w:lsdException w:name="index 9" w:semiHidden="1" w:unhideWhenUsed="1"/>
-    <w:lsdException w:name="toc 1" w:semiHidden="1" w:unhideWhenUsed="1"/>
-    <w:lsdException w:name="toc 2" w:semiHidden="1" w:unhideWhenUsed="1"/>
-    <w:lsdException w:name="toc 3" w:semiHidden="1" w:unhideWhenUsed="1"/>
-    <w:lsdException w:name="toc 4" w:semiHidden="1" w:unhideWhenUsed="1"/>
-    <w:lsdException w:name="toc 5" w:semiHidden="1" w:unhideWhenUsed="1"/>
-    <w:lsdException w:name="toc 6" w:semiHidden="1" w:unhideWhenUsed="1"/>
-    <w:lsdException w:name="toc 7" w:semiHidden="1" w:unhideWhenUsed="1"/>
-    <w:lsdException w:name="toc 8" w:semiHidden="1" w:unhideWhenUsed="1"/>
-    <w:lsdException w:name="toc 9" w:semiHidden="1" w:unhideWhenUsed="1"/>
+    <w:lsdException w:name="toc 1" w:locked="1" w:uiPriority="0"/>
+    <w:lsdException w:name="toc 2" w:locked="1" w:uiPriority="0"/>
+    <w:lsdException w:name="toc 3" w:locked="1" w:uiPriority="0"/>
+    <w:lsdException w:name="toc 4" w:locked="1" w:uiPriority="0"/>
+    <w:lsdException w:name="toc 5" w:locked="1" w:uiPriority="0"/>
+    <w:lsdException w:name="toc 6" w:locked="1" w:uiPriority="0"/>
+    <w:lsdException w:name="toc 7" w:locked="1" w:uiPriority="0"/>
+    <w:lsdException w:name="toc 8" w:locked="1" w:uiPriority="0"/>
+    <w:lsdException w:name="toc 9" w:locked="1" w:uiPriority="0"/>
     <w:lsdException w:name="Normal Indent" w:semiHidden="1" w:unhideWhenUsed="1"/>
     <w:lsdException w:name="footnote text" w:semiHidden="1" w:unhideWhenUsed="1"/>
     <w:lsdException w:name="annotation text" w:semiHidden="1" w:unhideWhenUsed="1"/>
     <w:lsdException w:name="header" w:semiHidden="1" w:unhideWhenUsed="1"/>
     <w:lsdException w:name="footer" w:semiHidden="1" w:unhideWhenUsed="1"/>
     <w:lsdException w:name="index heading" w:semiHidden="1" w:unhideWhenUsed="1"/>
-    <w:lsdException w:name="caption" w:semiHidden="1" w:unhideWhenUsed="1" w:qFormat="1"/>
+    <w:lsdException w:name="caption" w:locked="1" w:semiHidden="1" w:uiPriority="0" w:unhideWhenUsed="1" w:qFormat="1"/>
     <w:lsdException w:name="table of figures" w:semiHidden="1" w:unhideWhenUsed="1"/>
     <w:lsdException w:name="envelope address" w:semiHidden="1" w:unhideWhenUsed="1"/>
     <w:lsdException w:name="envelope return" w:semiHidden="1" w:unhideWhenUsed="1"/>
@@ -1191,8 +1014,11 @@
     <w:lsdException w:name="toa heading" w:semiHidden="1" w:unhideWhenUsed="1"/>
     <w:lsdException w:name="List" w:semiHidden="1" w:unhideWhenUsed="1"/>
     <w:lsdException w:name="List Bullet" w:semiHidden="1" w:unhideWhenUsed="1"/>
+    <w:lsdException w:name="List Number" w:semiHidden="1" w:unhideWhenUsed="1"/>
     <w:lsdException w:name="List 2" w:semiHidden="1" w:unhideWhenUsed="1"/>
     <w:lsdException w:name="List 3" w:semiHidden="1" w:unhideWhenUsed="1"/>
+    <w:lsdException w:name="List 4" w:semiHidden="1" w:unhideWhenUsed="1"/>
+    <w:lsdException w:name="List 5" w:semiHidden="1" w:unhideWhenUsed="1"/>
     <w:lsdException w:name="List Bullet 2" w:semiHidden="1" w:unhideWhenUsed="1"/>
     <w:lsdException w:name="List Bullet 3" w:semiHidden="1" w:unhideWhenUsed="1"/>
     <w:lsdException w:name="List Bullet 4" w:semiHidden="1" w:unhideWhenUsed="1"/>
@@ -1201,10 +1027,10 @@
     <w:lsdException w:name="List Number 3" w:semiHidden="1" w:unhideWhenUsed="1"/>
     <w:lsdException w:name="List Number 4" w:semiHidden="1" w:unhideWhenUsed="1"/>
     <w:lsdException w:name="List Number 5" w:semiHidden="1" w:unhideWhenUsed="1"/>
-    <w:lsdException w:name="Title" w:qFormat="1"/>
+    <w:lsdException w:name="Title" w:locked="1" w:uiPriority="0" w:qFormat="1"/>
     <w:lsdException w:name="Closing" w:semiHidden="1" w:unhideWhenUsed="1"/>
     <w:lsdException w:name="Signature" w:semiHidden="1" w:unhideWhenUsed="1"/>
-    <w:lsdException w:name="Default Paragraph Font" w:semiHidden="1" w:unhideWhenUsed="1"/>
+    <w:lsdException w:name="Default Paragraph Font" w:locked="1" w:uiPriority="0"/>
     <w:lsdException w:name="Body Text" w:semiHidden="1" w:unhideWhenUsed="1"/>
     <w:lsdException w:name="Body Text Indent" w:semiHidden="1" w:unhideWhenUsed="1"/>
     <w:lsdException w:name="List Continue" w:semiHidden="1" w:unhideWhenUsed="1"/>
@@ -1213,7 +1039,10 @@
     <w:lsdException w:name="List Continue 4" w:semiHidden="1" w:unhideWhenUsed="1"/>
     <w:lsdException w:name="List Continue 5" w:semiHidden="1" w:unhideWhenUsed="1"/>
     <w:lsdException w:name="Message Header" w:semiHidden="1" w:unhideWhenUsed="1"/>
-    <w:lsdException w:name="Subtitle" w:qFormat="1"/>
+    <w:lsdException w:name="Subtitle" w:locked="1" w:uiPriority="0" w:qFormat="1"/>
+    <w:lsdException w:name="Salutation" w:semiHidden="1" w:unhideWhenUsed="1"/>
+    <w:lsdException w:name="Date" w:semiHidden="1" w:unhideWhenUsed="1"/>
+    <w:lsdException w:name="Body Text First Indent" w:semiHidden="1" w:unhideWhenUsed="1"/>
     <w:lsdException w:name="Body Text First Indent 2" w:semiHidden="1" w:unhideWhenUsed="1"/>
     <w:lsdException w:name="Note Heading" w:semiHidden="1" w:unhideWhenUsed="1"/>
     <w:lsdException w:name="Body Text 2" w:semiHidden="1" w:unhideWhenUsed="1"/>
@@ -1223,8 +1052,8 @@
     <w:lsdException w:name="Block Text" w:semiHidden="1" w:unhideWhenUsed="1"/>
     <w:lsdException w:name="Hyperlink" w:semiHidden="1" w:unhideWhenUsed="1"/>
     <w:lsdException w:name="FollowedHyperlink" w:semiHidden="1" w:unhideWhenUsed="1"/>
-    <w:lsdException w:name="Strong" w:qFormat="1"/>
-    <w:lsdException w:name="Emphasis" w:qFormat="1"/>
+    <w:lsdException w:name="Strong" w:locked="1" w:uiPriority="0" w:qFormat="1"/>
+    <w:lsdException w:name="Emphasis" w:locked="1" w:uiPriority="0" w:qFormat="1"/>
     <w:lsdException w:name="Document Map" w:semiHidden="1" w:unhideWhenUsed="1"/>
     <w:lsdException w:name="Plain Text" w:semiHidden="1" w:unhideWhenUsed="1"/>
     <w:lsdException w:name="E-mail Signature" w:semiHidden="1" w:unhideWhenUsed="1"/>
@@ -1290,8 +1119,9 @@
     <w:lsdException w:name="Table Web 2" w:semiHidden="1" w:unhideWhenUsed="1"/>
     <w:lsdException w:name="Table Web 3" w:semiHidden="1" w:unhideWhenUsed="1"/>
     <w:lsdException w:name="Balloon Text" w:semiHidden="1" w:unhideWhenUsed="1"/>
+    <w:lsdException w:name="Table Grid" w:locked="1" w:uiPriority="0"/>
     <w:lsdException w:name="Table Theme" w:semiHidden="1" w:unhideWhenUsed="1"/>
-    <w:lsdException w:name="Placeholder Text" w:semiHidden="1" w:uiPriority="99"/>
+    <w:lsdException w:name="Placeholder Text" w:semiHidden="1"/>
     <w:lsdException w:name="No Spacing" w:uiPriority="1" w:qFormat="1"/>
     <w:lsdException w:name="Light Shading" w:uiPriority="60"/>
     <w:lsdException w:name="Light List" w:uiPriority="61"/>
@@ -1313,7 +1143,7 @@
     <w:lsdException w:name="Medium Shading 1 Accent 1" w:uiPriority="63"/>
     <w:lsdException w:name="Medium Shading 2 Accent 1" w:uiPriority="64"/>
     <w:lsdException w:name="Medium List 1 Accent 1" w:uiPriority="65"/>
-    <w:lsdException w:name="Revision" w:semiHidden="1" w:uiPriority="99"/>
+    <w:lsdException w:name="Revision" w:semiHidden="1"/>
     <w:lsdException w:name="List Paragraph" w:uiPriority="34" w:qFormat="1"/>
     <w:lsdException w:name="Quote" w:uiPriority="29" w:qFormat="1"/>
     <w:lsdException w:name="Intense Quote" w:uiPriority="30" w:qFormat="1"/>
@@ -1506,16 +1336,19 @@
     <w:lsdException w:name="List Table 5 Dark Accent 6" w:uiPriority="50"/>
     <w:lsdException w:name="List Table 6 Colorful Accent 6" w:uiPriority="51"/>
     <w:lsdException w:name="List Table 7 Colorful Accent 6" w:uiPriority="52"/>
-    <w:lsdException w:name="Mention" w:semiHidden="1" w:uiPriority="99" w:unhideWhenUsed="1"/>
-    <w:lsdException w:name="Smart Hyperlink" w:semiHidden="1" w:uiPriority="99" w:unhideWhenUsed="1"/>
-    <w:lsdException w:name="Hashtag" w:semiHidden="1" w:uiPriority="99" w:unhideWhenUsed="1"/>
-    <w:lsdException w:name="Unresolved Mention" w:semiHidden="1" w:uiPriority="99" w:unhideWhenUsed="1"/>
-    <w:lsdException w:name="Smart Link" w:semiHidden="1" w:uiPriority="99" w:unhideWhenUsed="1"/>
+    <w:lsdException w:name="Mention" w:semiHidden="1" w:unhideWhenUsed="1"/>
+    <w:lsdException w:name="Smart Hyperlink" w:semiHidden="1" w:unhideWhenUsed="1"/>
+    <w:lsdException w:name="Hashtag" w:semiHidden="1" w:unhideWhenUsed="1"/>
+    <w:lsdException w:name="Unresolved Mention" w:semiHidden="1" w:unhideWhenUsed="1"/>
+    <w:lsdException w:name="Smart Link" w:semiHidden="1" w:unhideWhenUsed="1"/>
   </w:latentStyles>
   <w:style w:type="paragraph" w:default="1" w:styleId="a">
     <w:name w:val="Normal"/>
     <w:qFormat/>
-    <w:rsid w:val="001B67C9"/>
+    <w:rsid w:val="005A2A15"/>
+    <w:pPr>
+      <w:spacing w:after="0" w:line="240" w:lineRule="auto"/>
+    </w:pPr>
     <w:rPr>
       <w:sz w:val="24"/>
       <w:szCs w:val="24"/>
@@ -1526,8 +1359,9 @@
     <w:basedOn w:val="a"/>
     <w:next w:val="a"/>
     <w:link w:val="10"/>
+    <w:uiPriority w:val="99"/>
     <w:qFormat/>
-    <w:rsid w:val="001B67C9"/>
+    <w:rsid w:val="005A2A15"/>
     <w:pPr>
       <w:keepNext/>
       <w:widowControl w:val="0"/>
@@ -1544,9 +1378,82 @@
       <w:szCs w:val="28"/>
     </w:rPr>
   </w:style>
+  <w:style w:type="paragraph" w:styleId="2">
+    <w:name w:val="heading 2"/>
+    <w:basedOn w:val="a"/>
+    <w:next w:val="a"/>
+    <w:link w:val="20"/>
+    <w:uiPriority w:val="99"/>
+    <w:qFormat/>
+    <w:rsid w:val="005A2A15"/>
+    <w:pPr>
+      <w:keepNext/>
+      <w:widowControl w:val="0"/>
+      <w:autoSpaceDE w:val="0"/>
+      <w:autoSpaceDN w:val="0"/>
+      <w:adjustRightInd w:val="0"/>
+      <w:jc w:val="center"/>
+      <w:outlineLvl w:val="1"/>
+    </w:pPr>
+    <w:rPr>
+      <w:b/>
+      <w:bCs/>
+      <w:sz w:val="20"/>
+      <w:szCs w:val="20"/>
+    </w:rPr>
+  </w:style>
+  <w:style w:type="paragraph" w:styleId="3">
+    <w:name w:val="heading 3"/>
+    <w:basedOn w:val="a"/>
+    <w:next w:val="a"/>
+    <w:link w:val="30"/>
+    <w:uiPriority w:val="99"/>
+    <w:qFormat/>
+    <w:rsid w:val="005A2A15"/>
+    <w:pPr>
+      <w:keepNext/>
+      <w:widowControl w:val="0"/>
+      <w:autoSpaceDE w:val="0"/>
+      <w:autoSpaceDN w:val="0"/>
+      <w:adjustRightInd w:val="0"/>
+      <w:spacing w:before="360"/>
+      <w:jc w:val="center"/>
+      <w:outlineLvl w:val="2"/>
+    </w:pPr>
+    <w:rPr>
+      <w:sz w:val="32"/>
+      <w:szCs w:val="32"/>
+      <w:lang w:val="en-US"/>
+    </w:rPr>
+  </w:style>
+  <w:style w:type="paragraph" w:styleId="4">
+    <w:name w:val="heading 4"/>
+    <w:basedOn w:val="a"/>
+    <w:next w:val="a"/>
+    <w:link w:val="40"/>
+    <w:uiPriority w:val="99"/>
+    <w:qFormat/>
+    <w:rsid w:val="005A2A15"/>
+    <w:pPr>
+      <w:keepNext/>
+      <w:widowControl w:val="0"/>
+      <w:autoSpaceDE w:val="0"/>
+      <w:autoSpaceDN w:val="0"/>
+      <w:adjustRightInd w:val="0"/>
+      <w:jc w:val="center"/>
+      <w:outlineLvl w:val="3"/>
+    </w:pPr>
+    <w:rPr>
+      <w:b/>
+      <w:bCs/>
+      <w:sz w:val="32"/>
+      <w:szCs w:val="32"/>
+    </w:rPr>
+  </w:style>
   <w:style w:type="character" w:default="1" w:styleId="a0">
     <w:name w:val="Default Paragraph Font"/>
     <w:uiPriority w:val="1"/>
+    <w:semiHidden/>
     <w:unhideWhenUsed/>
   </w:style>
   <w:style w:type="table" w:default="1" w:styleId="a1">
@@ -1570,12 +1477,79 @@
     <w:semiHidden/>
     <w:unhideWhenUsed/>
   </w:style>
+  <w:style w:type="character" w:customStyle="1" w:styleId="10">
+    <w:name w:val="Заголовок 1 Знак"/>
+    <w:basedOn w:val="a0"/>
+    <w:link w:val="1"/>
+    <w:uiPriority w:val="99"/>
+    <w:locked/>
+    <w:rsid w:val="005A2A15"/>
+    <w:rPr>
+      <w:rFonts w:ascii="Cambria" w:hAnsi="Cambria" w:cs="Times New Roman"/>
+      <w:b/>
+      <w:bCs/>
+      <w:kern w:val="32"/>
+      <w:sz w:val="32"/>
+      <w:szCs w:val="32"/>
+    </w:rPr>
+  </w:style>
+  <w:style w:type="character" w:customStyle="1" w:styleId="20">
+    <w:name w:val="Заголовок 2 Знак"/>
+    <w:basedOn w:val="a0"/>
+    <w:link w:val="2"/>
+    <w:uiPriority w:val="99"/>
+    <w:semiHidden/>
+    <w:locked/>
+    <w:rsid w:val="005A2A15"/>
+    <w:rPr>
+      <w:rFonts w:ascii="Cambria" w:hAnsi="Cambria" w:cs="Times New Roman"/>
+      <w:b/>
+      <w:bCs/>
+      <w:i/>
+      <w:iCs/>
+      <w:sz w:val="28"/>
+      <w:szCs w:val="28"/>
+    </w:rPr>
+  </w:style>
+  <w:style w:type="character" w:customStyle="1" w:styleId="30">
+    <w:name w:val="Заголовок 3 Знак"/>
+    <w:basedOn w:val="a0"/>
+    <w:link w:val="3"/>
+    <w:uiPriority w:val="99"/>
+    <w:semiHidden/>
+    <w:locked/>
+    <w:rsid w:val="005A2A15"/>
+    <w:rPr>
+      <w:rFonts w:ascii="Cambria" w:hAnsi="Cambria" w:cs="Times New Roman"/>
+      <w:b/>
+      <w:bCs/>
+      <w:sz w:val="26"/>
+      <w:szCs w:val="26"/>
+    </w:rPr>
+  </w:style>
+  <w:style w:type="character" w:customStyle="1" w:styleId="40">
+    <w:name w:val="Заголовок 4 Знак"/>
+    <w:basedOn w:val="a0"/>
+    <w:link w:val="4"/>
+    <w:uiPriority w:val="99"/>
+    <w:semiHidden/>
+    <w:locked/>
+    <w:rsid w:val="005A2A15"/>
+    <w:rPr>
+      <w:rFonts w:ascii="Calibri" w:hAnsi="Calibri" w:cs="Times New Roman"/>
+      <w:b/>
+      <w:bCs/>
+      <w:sz w:val="28"/>
+      <w:szCs w:val="28"/>
+    </w:rPr>
+  </w:style>
   <w:style w:type="paragraph" w:styleId="a3">
     <w:name w:val="Title"/>
     <w:basedOn w:val="a"/>
     <w:link w:val="a4"/>
+    <w:uiPriority w:val="99"/>
     <w:qFormat/>
-    <w:rsid w:val="001B67C9"/>
+    <w:rsid w:val="005A2A15"/>
     <w:pPr>
       <w:widowControl w:val="0"/>
       <w:autoSpaceDE w:val="0"/>
@@ -1592,20 +1566,26 @@
   </w:style>
   <w:style w:type="character" w:customStyle="1" w:styleId="a4">
     <w:name w:val="Заголовок Знак"/>
+    <w:basedOn w:val="a0"/>
     <w:link w:val="a3"/>
+    <w:uiPriority w:val="99"/>
     <w:locked/>
-    <w:rsid w:val="001B67C9"/>
+    <w:rsid w:val="005A2A15"/>
     <w:rPr>
+      <w:rFonts w:ascii="Cambria" w:hAnsi="Cambria" w:cs="Times New Roman"/>
       <w:b/>
       <w:bCs/>
-      <w:lang w:val="ru-RU" w:eastAsia="ru-RU" w:bidi="ar-SA"/>
+      <w:kern w:val="28"/>
+      <w:sz w:val="32"/>
+      <w:szCs w:val="32"/>
     </w:rPr>
   </w:style>
   <w:style w:type="paragraph" w:styleId="a5">
     <w:name w:val="Body Text"/>
     <w:basedOn w:val="a"/>
     <w:link w:val="a6"/>
-    <w:rsid w:val="001B67C9"/>
+    <w:uiPriority w:val="99"/>
+    <w:rsid w:val="005A2A15"/>
     <w:pPr>
       <w:widowControl w:val="0"/>
       <w:autoSpaceDE w:val="0"/>
@@ -1621,27 +1601,16 @@
   </w:style>
   <w:style w:type="character" w:customStyle="1" w:styleId="a6">
     <w:name w:val="Основной текст Знак"/>
+    <w:basedOn w:val="a0"/>
     <w:link w:val="a5"/>
+    <w:uiPriority w:val="99"/>
     <w:semiHidden/>
     <w:locked/>
-    <w:rsid w:val="001B67C9"/>
+    <w:rsid w:val="005A2A15"/>
     <w:rPr>
-      <w:sz w:val="28"/>
-      <w:szCs w:val="28"/>
-      <w:lang w:val="ru-RU" w:eastAsia="ru-RU" w:bidi="ar-SA"/>
-    </w:rPr>
-  </w:style>
-  <w:style w:type="character" w:customStyle="1" w:styleId="10">
-    <w:name w:val="Заголовок 1 Знак"/>
-    <w:link w:val="1"/>
-    <w:locked/>
-    <w:rsid w:val="001B67C9"/>
-    <w:rPr>
-      <w:b/>
-      <w:bCs/>
-      <w:sz w:val="28"/>
-      <w:szCs w:val="28"/>
-      <w:lang w:val="ru-RU" w:eastAsia="ru-RU" w:bidi="ar-SA"/>
+      <w:rFonts w:cs="Times New Roman"/>
+      <w:sz w:val="24"/>
+      <w:szCs w:val="24"/>
     </w:rPr>
   </w:style>
 </w:styles>

--- a/4/tp/lab_indo.docx
+++ b/4/tp/lab_indo.docx
@@ -98,47 +98,11 @@
               <w:adjustRightInd w:val="0"/>
               <w:jc w:val="center"/>
             </w:pPr>
-            <w:proofErr w:type="spellStart"/>
             <w:r>
               <w:rPr>
                 <w:lang w:val="en-US"/>
               </w:rPr>
-              <w:t>канд</w:t>
-            </w:r>
-            <w:proofErr w:type="spellEnd"/>
-            <w:r>
-              <w:rPr>
-                <w:lang w:val="en-US"/>
-              </w:rPr>
-              <w:t xml:space="preserve">. </w:t>
-            </w:r>
-            <w:proofErr w:type="spellStart"/>
-            <w:r>
-              <w:rPr>
-                <w:lang w:val="en-US"/>
-              </w:rPr>
-              <w:t>техн</w:t>
-            </w:r>
-            <w:proofErr w:type="spellEnd"/>
-            <w:r>
-              <w:rPr>
-                <w:lang w:val="en-US"/>
-              </w:rPr>
-              <w:t xml:space="preserve">. </w:t>
-            </w:r>
-            <w:proofErr w:type="spellStart"/>
-            <w:r>
-              <w:rPr>
-                <w:lang w:val="en-US"/>
-              </w:rPr>
-              <w:t>наук</w:t>
-            </w:r>
-            <w:proofErr w:type="spellEnd"/>
-            <w:r>
-              <w:rPr>
-                <w:lang w:val="en-US"/>
-              </w:rPr>
-              <w:t>,</w:t>
+              <w:t>канд. техн. наук,</w:t>
             </w:r>
           </w:p>
         </w:tc>
@@ -422,9 +386,6 @@
             <w:pPr>
               <w:pStyle w:val="a5"/>
               <w:spacing w:before="960"/>
-              <w:rPr>
-                <w:lang w:val="en-US"/>
-              </w:rPr>
             </w:pPr>
             <w:r>
               <w:t>ОТЧЕТ О ЛАБОРАТОРНОЙ РАБОТЕ</w:t>
@@ -436,10 +397,7 @@
               <w:t>№</w:t>
             </w:r>
             <w:r>
-              <w:rPr>
-                <w:lang w:val="en-US"/>
-              </w:rPr>
-              <w:t>2</w:t>
+              <w:t>4</w:t>
             </w:r>
           </w:p>
         </w:tc>
@@ -465,11 +423,7 @@
               </w:rPr>
             </w:pPr>
             <w:r>
-              <w:rPr>
-                <w:b w:val="0"/>
-                <w:szCs w:val="32"/>
-              </w:rPr>
-              <w:t>Объектно-ориентированное проектирование программного обеспечения. Разработка диаграммы последовательности</w:t>
+              <w:t>Шаблоны проектирования</w:t>
             </w:r>
           </w:p>
         </w:tc>
@@ -490,8 +444,7 @@
               <w:pStyle w:val="3"/>
               <w:spacing w:before="120"/>
               <w:rPr>
-                <w:sz w:val="24"/>
-                <w:szCs w:val="24"/>
+                <w:lang w:val="ru-RU"/>
               </w:rPr>
             </w:pPr>
             <w:r>
@@ -508,7 +461,7 @@
                 <w:szCs w:val="24"/>
                 <w:lang w:val="ru-RU"/>
               </w:rPr>
-              <w:t>Теория автоматов</w:t>
+              <w:t>Технология программирования</w:t>
             </w:r>
           </w:p>
         </w:tc>
@@ -1453,7 +1406,6 @@
   <w:style w:type="character" w:default="1" w:styleId="a0">
     <w:name w:val="Default Paragraph Font"/>
     <w:uiPriority w:val="1"/>
-    <w:semiHidden/>
     <w:unhideWhenUsed/>
   </w:style>
   <w:style w:type="table" w:default="1" w:styleId="a1">
